--- a/Jennifer_Lauren_ProductDesigner_Resume.docx
+++ b/Jennifer_Lauren_ProductDesigner_Resume.docx
@@ -345,6 +345,85 @@
           <w:color w:val="1A1A1A"/>
           <w:sz w:val="20"/>
         </w:rPr>
+        <w:t>RECOGNITION</w:t>
+      </w:r>
+    </w:p>
+    <w:p>
+      <w:pPr>
+        <w:pStyle w:val="ListBullet"/>
+        <w:spacing w:after="20" w:before="20"/>
+        <w:ind w:left="360"/>
+      </w:pPr>
+      <w:r>
+        <w:rPr>
+          <w:b/>
+          <w:sz w:val="19"/>
+        </w:rPr>
+        <w:t>Red Dot Design Award</w:t>
+      </w:r>
+      <w:r>
+        <w:rPr>
+          <w:b w:val="0"/>
+          <w:sz w:val="19"/>
+        </w:rPr>
+        <w:t xml:space="preserve"> — AI Recommendations Engine, Microsoft 365, 2025</w:t>
+      </w:r>
+    </w:p>
+    <w:p>
+      <w:pPr>
+        <w:pStyle w:val="ListBullet"/>
+        <w:spacing w:after="20" w:before="20"/>
+        <w:ind w:left="360"/>
+      </w:pPr>
+      <w:r>
+        <w:rPr>
+          <w:b/>
+          <w:sz w:val="19"/>
+        </w:rPr>
+        <w:t>IXDA Interaction Award Finalist</w:t>
+      </w:r>
+      <w:r>
+        <w:rPr>
+          <w:b w:val="0"/>
+          <w:sz w:val="19"/>
+        </w:rPr>
+        <w:t xml:space="preserve"> — Patient Portal Redesign, Healthvana, 2022</w:t>
+      </w:r>
+    </w:p>
+    <w:p>
+      <w:pPr>
+        <w:pStyle w:val="ListBullet"/>
+        <w:spacing w:after="20" w:before="20"/>
+        <w:ind w:left="360"/>
+      </w:pPr>
+      <w:r>
+        <w:rPr>
+          <w:b/>
+          <w:sz w:val="19"/>
+        </w:rPr>
+        <w:t>Webby Award Honoree</w:t>
+      </w:r>
+      <w:r>
+        <w:rPr>
+          <w:b w:val="0"/>
+          <w:sz w:val="19"/>
+        </w:rPr>
+        <w:t xml:space="preserve"> — Merchant Analytics Dashboard, Stripe, 2023</w:t>
+      </w:r>
+    </w:p>
+    <w:p>
+      <w:pPr>
+        <w:spacing w:before="200" w:after="60"/>
+        <w:pBdr>
+          <w:bottom w:val="single" w:sz="4" w:space="1" w:color="AAAAAA"/>
+        </w:pBdr>
+      </w:pPr>
+      <w:r>
+        <w:rPr>
+          <w:b/>
+          <w:color w:val="1A1A1A"/>
+          <w:sz w:val="20"/>
+        </w:rPr>
         <w:t>EDUCATION</w:t>
       </w:r>
     </w:p>
